--- a/templates/CONTRATOS ARZEK/INDIVIDUAL/CONTRATO ARZEK INDIVIDUAL.docx
+++ b/templates/CONTRATOS ARZEK/INDIVIDUAL/CONTRATO ARZEK INDIVIDUAL.docx
@@ -2571,7 +2571,7 @@
           <w:szCs w:val="20"/>
           <w:shd w:fill="auto" w:val="clear"/>
         </w:rPr>
-        <w:t>Terlefono: 3331228945</w:t>
+        <w:t>Teléfono: 3331228945</w:t>
       </w:r>
     </w:p>
     <w:p>
@@ -2644,7 +2644,16 @@
           <w:szCs w:val="20"/>
           <w:shd w:fill="auto" w:val="clear"/>
         </w:rPr>
-        <w:t>Domicilio: ${inm_ubicacion_ubicacion_completa}</w:t>
+        <w:t>Domicilio: ${inm_ubicacion_domicilio_completo</w:t>
+      </w:r>
+      <w:r>
+        <w:rPr>
+          <w:rFonts w:cs="Arial" w:ascii="Arial" w:hAnsi="Arial"/>
+          <w:sz w:val="20"/>
+          <w:szCs w:val="20"/>
+          <w:shd w:fill="auto" w:val="clear"/>
+        </w:rPr>
+        <w:t>}</w:t>
       </w:r>
     </w:p>
     <w:p>
@@ -5975,15 +5984,15 @@
       <w:color w:themeColor="accent1" w:themeShade="bf" w:val="2E74B5"/>
     </w:rPr>
   </w:style>
-  <w:style w:type="paragraph" w:styleId="Cabeceraypieuser">
-    <w:name w:val="Cabecera y pie (user)"/>
+  <w:style w:type="paragraph" w:styleId="Cabeceraypie">
+    <w:name w:val="Cabecera y pie"/>
     <w:basedOn w:val="Normal"/>
     <w:qFormat/>
     <w:pPr/>
     <w:rPr/>
   </w:style>
-  <w:style w:type="paragraph" w:styleId="Cabeceraypie">
-    <w:name w:val="Cabecera y pie"/>
+  <w:style w:type="paragraph" w:styleId="Cabeceraypieuser">
+    <w:name w:val="Cabecera y pie (user)"/>
     <w:basedOn w:val="Normal"/>
     <w:qFormat/>
     <w:pPr/>
@@ -6042,8 +6051,8 @@
       <w14:ligatures w14:val="none"/>
     </w:rPr>
   </w:style>
-  <w:style w:type="numbering" w:styleId="Ningunalistauser" w:default="1">
-    <w:name w:val="Ninguna lista (user)"/>
+  <w:style w:type="numbering" w:styleId="Ningunalista" w:default="1">
+    <w:name w:val="Ninguna lista"/>
     <w:uiPriority w:val="99"/>
     <w:semiHidden/>
     <w:unhideWhenUsed/>
